--- a/docs/03-planeacion/P1. Plan_Gestión_del_Alcance.(GASTRO-SIM).(11-10-2026).(v1.0).docx
+++ b/docs/03-planeacion/P1. Plan_Gestión_del_Alcance.(GASTRO-SIM).(11-10-2026).(v1.0).docx
@@ -1100,7 +1100,7 @@
           <w:numId w:val="2"/>
         </w:numPr>
         <w:rPr>
-          <w:color w:val="008000"/>
+          <w:color w:val="000000"/>
           <w:lang w:val="es-ES"/>
         </w:rPr>
       </w:pPr>
@@ -1127,7 +1127,7 @@
           <w:numId w:val="2"/>
         </w:numPr>
         <w:rPr>
-          <w:color w:val="008000"/>
+          <w:color w:val="000000"/>
           <w:lang w:val="es-ES"/>
         </w:rPr>
       </w:pPr>
@@ -1154,7 +1154,7 @@
           <w:numId w:val="2"/>
         </w:numPr>
         <w:rPr>
-          <w:color w:val="008000"/>
+          <w:color w:val="000000"/>
           <w:lang w:val="es-ES"/>
         </w:rPr>
       </w:pPr>
@@ -1181,7 +1181,7 @@
           <w:numId w:val="2"/>
         </w:numPr>
         <w:rPr>
-          <w:color w:val="008000"/>
+          <w:color w:val="000000"/>
           <w:lang w:val="es-ES"/>
         </w:rPr>
       </w:pPr>
@@ -1208,7 +1208,7 @@
           <w:numId w:val="2"/>
         </w:numPr>
         <w:rPr>
-          <w:color w:val="008000"/>
+          <w:color w:val="000000"/>
           <w:lang w:val="es-ES"/>
         </w:rPr>
       </w:pPr>
@@ -1235,7 +1235,7 @@
           <w:numId w:val="2"/>
         </w:numPr>
         <w:rPr>
-          <w:color w:val="008000"/>
+          <w:color w:val="000000"/>
           <w:lang w:val="es-ES"/>
         </w:rPr>
       </w:pPr>
@@ -1361,7 +1361,7 @@
           <w:numId w:val="2"/>
         </w:numPr>
         <w:rPr>
-          <w:color w:val="008000"/>
+          <w:color w:val="000000"/>
           <w:lang w:val="es-ES"/>
         </w:rPr>
       </w:pPr>
@@ -1404,7 +1404,7 @@
           <w:numId w:val="2"/>
         </w:numPr>
         <w:rPr>
-          <w:color w:val="008000"/>
+          <w:color w:val="000000"/>
           <w:lang w:val="es-ES"/>
         </w:rPr>
       </w:pPr>
@@ -1431,7 +1431,7 @@
           <w:numId w:val="2"/>
         </w:numPr>
         <w:rPr>
-          <w:color w:val="008000"/>
+          <w:color w:val="000000"/>
           <w:lang w:val="es-ES"/>
         </w:rPr>
       </w:pPr>
@@ -1507,7 +1507,7 @@
           <w:numId w:val="2"/>
         </w:numPr>
         <w:rPr>
-          <w:color w:val="008000"/>
+          <w:color w:val="000000"/>
           <w:lang w:val="es-ES"/>
         </w:rPr>
       </w:pPr>
@@ -1550,7 +1550,7 @@
           <w:numId w:val="2"/>
         </w:numPr>
         <w:rPr>
-          <w:color w:val="008000"/>
+          <w:color w:val="000000"/>
           <w:lang w:val="es-ES"/>
         </w:rPr>
       </w:pPr>
@@ -2805,7 +2805,7 @@
           <w:numId w:val="2"/>
         </w:numPr>
         <w:rPr>
-          <w:color w:val="008000"/>
+          <w:color w:val="000000"/>
           <w:lang w:val="es-ES"/>
         </w:rPr>
       </w:pPr>
@@ -2824,7 +2824,7 @@
           <w:numId w:val="2"/>
         </w:numPr>
         <w:rPr>
-          <w:color w:val="008000"/>
+          <w:color w:val="000000"/>
           <w:lang w:val="es-ES"/>
         </w:rPr>
       </w:pPr>
@@ -2843,7 +2843,7 @@
           <w:numId w:val="2"/>
         </w:numPr>
         <w:rPr>
-          <w:color w:val="008000"/>
+          <w:color w:val="000000"/>
           <w:lang w:val="es-ES"/>
         </w:rPr>
       </w:pPr>
@@ -2862,7 +2862,7 @@
           <w:numId w:val="2"/>
         </w:numPr>
         <w:rPr>
-          <w:color w:val="008000"/>
+          <w:color w:val="000000"/>
           <w:lang w:val="es-ES"/>
         </w:rPr>
       </w:pPr>
@@ -2881,7 +2881,7 @@
           <w:numId w:val="2"/>
         </w:numPr>
         <w:rPr>
-          <w:color w:val="008000"/>
+          <w:color w:val="000000"/>
           <w:lang w:val="es-ES"/>
         </w:rPr>
       </w:pPr>
@@ -2948,7 +2948,7 @@
           <w:numId w:val="2"/>
         </w:numPr>
         <w:rPr>
-          <w:color w:val="008000"/>
+          <w:color w:val="000000"/>
           <w:lang w:val="es-ES"/>
         </w:rPr>
       </w:pPr>
@@ -2975,7 +2975,7 @@
           <w:numId w:val="2"/>
         </w:numPr>
         <w:rPr>
-          <w:color w:val="008000"/>
+          <w:color w:val="000000"/>
           <w:lang w:val="es-ES"/>
         </w:rPr>
       </w:pPr>
@@ -3002,7 +3002,7 @@
           <w:numId w:val="2"/>
         </w:numPr>
         <w:rPr>
-          <w:color w:val="008000"/>
+          <w:color w:val="000000"/>
           <w:lang w:val="es-ES"/>
         </w:rPr>
       </w:pPr>
@@ -3045,7 +3045,7 @@
           <w:numId w:val="2"/>
         </w:numPr>
         <w:rPr>
-          <w:color w:val="008000"/>
+          <w:color w:val="000000"/>
           <w:lang w:val="es-ES"/>
         </w:rPr>
       </w:pPr>
@@ -3072,7 +3072,7 @@
           <w:numId w:val="2"/>
         </w:numPr>
         <w:rPr>
-          <w:color w:val="008000"/>
+          <w:color w:val="000000"/>
           <w:lang w:val="es-ES"/>
         </w:rPr>
       </w:pPr>
@@ -3189,7 +3189,7 @@
           <w:numId w:val="2"/>
         </w:numPr>
         <w:rPr>
-          <w:color w:val="008000"/>
+          <w:color w:val="000000"/>
           <w:lang w:val="es-ES"/>
         </w:rPr>
       </w:pPr>
@@ -3208,7 +3208,7 @@
           <w:numId w:val="2"/>
         </w:numPr>
         <w:rPr>
-          <w:color w:val="008000"/>
+          <w:color w:val="000000"/>
           <w:lang w:val="es-ES"/>
         </w:rPr>
       </w:pPr>
@@ -3339,7 +3339,7 @@
           <w:numId w:val="2"/>
         </w:numPr>
         <w:rPr>
-          <w:color w:val="008000"/>
+          <w:color w:val="000000"/>
           <w:lang w:val="es-ES"/>
         </w:rPr>
       </w:pPr>
@@ -3358,7 +3358,7 @@
           <w:numId w:val="2"/>
         </w:numPr>
         <w:rPr>
-          <w:color w:val="008000"/>
+          <w:color w:val="000000"/>
           <w:lang w:val="es-ES"/>
         </w:rPr>
       </w:pPr>
@@ -3377,7 +3377,7 @@
           <w:numId w:val="2"/>
         </w:numPr>
         <w:rPr>
-          <w:color w:val="008000"/>
+          <w:color w:val="000000"/>
           <w:lang w:val="es-ES"/>
         </w:rPr>
       </w:pPr>
@@ -3396,7 +3396,7 @@
           <w:numId w:val="2"/>
         </w:numPr>
         <w:rPr>
-          <w:color w:val="008000"/>
+          <w:color w:val="000000"/>
           <w:lang w:val="es-ES"/>
         </w:rPr>
       </w:pPr>
@@ -3415,7 +3415,7 @@
           <w:numId w:val="2"/>
         </w:numPr>
         <w:rPr>
-          <w:color w:val="008000"/>
+          <w:color w:val="000000"/>
           <w:lang w:val="es-ES"/>
         </w:rPr>
       </w:pPr>
@@ -3480,7 +3480,7 @@
           <w:numId w:val="2"/>
         </w:numPr>
         <w:rPr>
-          <w:color w:val="008000"/>
+          <w:color w:val="000000"/>
           <w:lang w:val="es-ES"/>
         </w:rPr>
       </w:pPr>
@@ -3499,7 +3499,7 @@
           <w:numId w:val="2"/>
         </w:numPr>
         <w:rPr>
-          <w:color w:val="008000"/>
+          <w:color w:val="000000"/>
           <w:lang w:val="es-ES"/>
         </w:rPr>
       </w:pPr>
@@ -3518,7 +3518,7 @@
           <w:numId w:val="2"/>
         </w:numPr>
         <w:rPr>
-          <w:color w:val="008000"/>
+          <w:color w:val="000000"/>
           <w:lang w:val="es-ES"/>
         </w:rPr>
       </w:pPr>
@@ -3537,7 +3537,7 @@
           <w:numId w:val="2"/>
         </w:numPr>
         <w:rPr>
-          <w:color w:val="008000"/>
+          <w:color w:val="000000"/>
           <w:lang w:val="es-ES"/>
         </w:rPr>
       </w:pPr>
@@ -3556,7 +3556,7 @@
           <w:numId w:val="2"/>
         </w:numPr>
         <w:rPr>
-          <w:color w:val="008000"/>
+          <w:color w:val="000000"/>
           <w:lang w:val="es-ES"/>
         </w:rPr>
       </w:pPr>
@@ -3575,7 +3575,7 @@
           <w:numId w:val="2"/>
         </w:numPr>
         <w:rPr>
-          <w:color w:val="008000"/>
+          <w:color w:val="000000"/>
           <w:lang w:val="es-ES"/>
         </w:rPr>
       </w:pPr>
@@ -3610,7 +3610,7 @@
           <w:numId w:val="2"/>
         </w:numPr>
         <w:rPr>
-          <w:color w:val="008000"/>
+          <w:color w:val="000000"/>
           <w:lang w:val="es-ES"/>
         </w:rPr>
       </w:pPr>
@@ -3630,7 +3630,7 @@
           <w:numId w:val="2"/>
         </w:numPr>
         <w:rPr>
-          <w:color w:val="008000"/>
+          <w:color w:val="000000"/>
           <w:lang w:val="es-ES"/>
         </w:rPr>
       </w:pPr>
@@ -3665,7 +3665,7 @@
           <w:numId w:val="2"/>
         </w:numPr>
         <w:rPr>
-          <w:color w:val="008000"/>
+          <w:color w:val="000000"/>
           <w:lang w:val="es-ES"/>
         </w:rPr>
       </w:pPr>
@@ -3714,7 +3714,7 @@
           <w:numId w:val="2"/>
         </w:numPr>
         <w:rPr>
-          <w:color w:val="008000"/>
+          <w:color w:val="000000"/>
           <w:lang w:val="es-ES"/>
         </w:rPr>
       </w:pPr>
@@ -3733,7 +3733,7 @@
           <w:numId w:val="2"/>
         </w:numPr>
         <w:rPr>
-          <w:color w:val="008000"/>
+          <w:color w:val="000000"/>
           <w:lang w:val="es-ES"/>
         </w:rPr>
       </w:pPr>
@@ -3752,7 +3752,7 @@
           <w:numId w:val="2"/>
         </w:numPr>
         <w:rPr>
-          <w:color w:val="008000"/>
+          <w:color w:val="000000"/>
           <w:lang w:val="es-ES"/>
         </w:rPr>
       </w:pPr>
@@ -3771,7 +3771,7 @@
           <w:numId w:val="2"/>
         </w:numPr>
         <w:rPr>
-          <w:color w:val="008000"/>
+          <w:color w:val="000000"/>
           <w:lang w:val="es-ES"/>
         </w:rPr>
       </w:pPr>
@@ -3790,7 +3790,7 @@
           <w:numId w:val="2"/>
         </w:numPr>
         <w:rPr>
-          <w:color w:val="008000"/>
+          <w:color w:val="000000"/>
           <w:lang w:val="es-ES"/>
         </w:rPr>
       </w:pPr>
@@ -3809,7 +3809,7 @@
           <w:numId w:val="2"/>
         </w:numPr>
         <w:rPr>
-          <w:color w:val="008000"/>
+          <w:color w:val="000000"/>
           <w:lang w:val="es-ES"/>
         </w:rPr>
       </w:pPr>
@@ -3828,7 +3828,7 @@
           <w:numId w:val="2"/>
         </w:numPr>
         <w:rPr>
-          <w:color w:val="008000"/>
+          <w:color w:val="000000"/>
           <w:lang w:val="es-ES"/>
         </w:rPr>
       </w:pPr>
@@ -3847,7 +3847,7 @@
           <w:numId w:val="2"/>
         </w:numPr>
         <w:rPr>
-          <w:color w:val="008000"/>
+          <w:color w:val="000000"/>
           <w:lang w:val="es-ES"/>
         </w:rPr>
       </w:pPr>
@@ -3896,7 +3896,7 @@
           <w:numId w:val="2"/>
         </w:numPr>
         <w:rPr>
-          <w:color w:val="008000"/>
+          <w:color w:val="000000"/>
           <w:lang w:val="es-ES"/>
         </w:rPr>
       </w:pPr>
@@ -3923,7 +3923,7 @@
           <w:numId w:val="2"/>
         </w:numPr>
         <w:rPr>
-          <w:color w:val="008000"/>
+          <w:color w:val="000000"/>
           <w:lang w:val="es-ES"/>
         </w:rPr>
       </w:pPr>
@@ -3950,7 +3950,7 @@
           <w:numId w:val="2"/>
         </w:numPr>
         <w:rPr>
-          <w:color w:val="008000"/>
+          <w:color w:val="000000"/>
           <w:lang w:val="es-ES"/>
         </w:rPr>
       </w:pPr>
@@ -3977,7 +3977,7 @@
           <w:numId w:val="2"/>
         </w:numPr>
         <w:rPr>
-          <w:color w:val="008000"/>
+          <w:color w:val="000000"/>
           <w:lang w:val="es-ES"/>
         </w:rPr>
       </w:pPr>
@@ -4020,7 +4020,7 @@
           <w:numId w:val="2"/>
         </w:numPr>
         <w:rPr>
-          <w:color w:val="008000"/>
+          <w:color w:val="000000"/>
           <w:lang w:val="es-ES"/>
         </w:rPr>
       </w:pPr>
@@ -4047,7 +4047,7 @@
           <w:numId w:val="2"/>
         </w:numPr>
         <w:rPr>
-          <w:color w:val="008000"/>
+          <w:color w:val="000000"/>
           <w:lang w:val="es-ES"/>
         </w:rPr>
       </w:pPr>
@@ -4074,7 +4074,7 @@
           <w:numId w:val="2"/>
         </w:numPr>
         <w:rPr>
-          <w:color w:val="008000"/>
+          <w:color w:val="000000"/>
           <w:lang w:val="es-ES"/>
         </w:rPr>
       </w:pPr>
@@ -4117,7 +4117,7 @@
           <w:numId w:val="2"/>
         </w:numPr>
         <w:rPr>
-          <w:color w:val="008000"/>
+          <w:color w:val="000000"/>
           <w:lang w:val="es-ES"/>
         </w:rPr>
       </w:pPr>
@@ -4172,23 +4172,23 @@
     <w:p>
       <w:pPr>
         <w:rPr>
-          <w:color w:val="008000"/>
-          <w:lang w:val="es-ES"/>
-        </w:rPr>
-      </w:pPr>
-    </w:p>
-    <w:p>
-      <w:pPr>
-        <w:rPr>
-          <w:color w:val="008000"/>
-          <w:lang w:val="es-ES"/>
-        </w:rPr>
-      </w:pPr>
-    </w:p>
-    <w:p>
-      <w:pPr>
-        <w:rPr>
-          <w:color w:val="008000"/>
+          <w:color w:val="000000"/>
+          <w:lang w:val="es-ES"/>
+        </w:rPr>
+      </w:pPr>
+    </w:p>
+    <w:p>
+      <w:pPr>
+        <w:rPr>
+          <w:color w:val="000000"/>
+          <w:lang w:val="es-ES"/>
+        </w:rPr>
+      </w:pPr>
+    </w:p>
+    <w:p>
+      <w:pPr>
+        <w:rPr>
+          <w:color w:val="000000"/>
           <w:lang w:val="es-ES"/>
         </w:rPr>
       </w:pPr>
@@ -4231,7 +4231,7 @@
           <w:numId w:val="2"/>
         </w:numPr>
         <w:rPr>
-          <w:color w:val="008000"/>
+          <w:color w:val="000000"/>
           <w:lang w:val="es-ES"/>
         </w:rPr>
       </w:pPr>
@@ -4266,7 +4266,7 @@
           <w:numId w:val="2"/>
         </w:numPr>
         <w:rPr>
-          <w:color w:val="008000"/>
+          <w:color w:val="000000"/>
           <w:lang w:val="es-ES"/>
         </w:rPr>
       </w:pPr>
@@ -4317,7 +4317,7 @@
           <w:numId w:val="2"/>
         </w:numPr>
         <w:rPr>
-          <w:color w:val="008000"/>
+          <w:color w:val="000000"/>
           <w:lang w:val="es-ES"/>
         </w:rPr>
       </w:pPr>
@@ -4352,7 +4352,7 @@
           <w:numId w:val="2"/>
         </w:numPr>
         <w:rPr>
-          <w:color w:val="008000"/>
+          <w:color w:val="000000"/>
           <w:lang w:val="es-ES"/>
         </w:rPr>
       </w:pPr>
@@ -4371,7 +4371,7 @@
           <w:numId w:val="2"/>
         </w:numPr>
         <w:rPr>
-          <w:color w:val="008000"/>
+          <w:color w:val="000000"/>
           <w:lang w:val="es-ES"/>
         </w:rPr>
       </w:pPr>
@@ -4390,7 +4390,7 @@
           <w:numId w:val="2"/>
         </w:numPr>
         <w:rPr>
-          <w:color w:val="008000"/>
+          <w:color w:val="000000"/>
           <w:lang w:val="es-ES"/>
         </w:rPr>
       </w:pPr>
@@ -4406,7 +4406,7 @@
       <w:pPr>
         <w:ind w:left="720"/>
         <w:rPr>
-          <w:color w:val="008000"/>
+          <w:color w:val="000000"/>
           <w:lang w:val="es-ES"/>
         </w:rPr>
       </w:pPr>
@@ -4554,7 +4554,7 @@
           <w:numId w:val="2"/>
         </w:numPr>
         <w:rPr>
-          <w:color w:val="008000"/>
+          <w:color w:val="000000"/>
           <w:lang w:val="es-ES"/>
         </w:rPr>
       </w:pPr>
@@ -4581,7 +4581,7 @@
           <w:numId w:val="2"/>
         </w:numPr>
         <w:rPr>
-          <w:color w:val="008000"/>
+          <w:color w:val="000000"/>
           <w:lang w:val="es-ES"/>
         </w:rPr>
       </w:pPr>
@@ -4608,7 +4608,7 @@
           <w:numId w:val="2"/>
         </w:numPr>
         <w:rPr>
-          <w:color w:val="008000"/>
+          <w:color w:val="000000"/>
         </w:rPr>
       </w:pPr>
       <w:r>
@@ -4715,7 +4715,7 @@
       <w:pPr>
         <w:ind w:left="720"/>
         <w:rPr>
-          <w:color w:val="008000"/>
+          <w:color w:val="000000"/>
         </w:rPr>
       </w:pPr>
     </w:p>
@@ -9636,7 +9636,7 @@
           <w:numId w:val="2"/>
         </w:numPr>
         <w:rPr>
-          <w:color w:val="008000"/>
+          <w:color w:val="000000"/>
           <w:lang w:val="es-ES"/>
         </w:rPr>
       </w:pPr>
@@ -9663,7 +9663,7 @@
           <w:numId w:val="2"/>
         </w:numPr>
         <w:rPr>
-          <w:color w:val="008000"/>
+          <w:color w:val="000000"/>
           <w:lang w:val="es-ES"/>
         </w:rPr>
       </w:pPr>
@@ -9724,7 +9724,7 @@
           <w:numId w:val="2"/>
         </w:numPr>
         <w:rPr>
-          <w:color w:val="008000"/>
+          <w:color w:val="000000"/>
           <w:lang w:val="es-ES"/>
         </w:rPr>
       </w:pPr>
@@ -9751,7 +9751,7 @@
           <w:numId w:val="2"/>
         </w:numPr>
         <w:rPr>
-          <w:color w:val="008000"/>
+          <w:color w:val="000000"/>
           <w:lang w:val="es-ES"/>
         </w:rPr>
       </w:pPr>
@@ -9810,7 +9810,7 @@
           <w:numId w:val="2"/>
         </w:numPr>
         <w:rPr>
-          <w:color w:val="008000"/>
+          <w:color w:val="000000"/>
           <w:lang w:val="es-ES"/>
         </w:rPr>
       </w:pPr>
@@ -9829,7 +9829,7 @@
           <w:numId w:val="2"/>
         </w:numPr>
         <w:rPr>
-          <w:color w:val="008000"/>
+          <w:color w:val="000000"/>
           <w:lang w:val="es-ES"/>
         </w:rPr>
       </w:pPr>
@@ -9880,7 +9880,7 @@
           <w:numId w:val="2"/>
         </w:numPr>
         <w:rPr>
-          <w:color w:val="008000"/>
+          <w:color w:val="000000"/>
           <w:lang w:val="es-ES"/>
         </w:rPr>
       </w:pPr>
@@ -9899,7 +9899,7 @@
           <w:numId w:val="2"/>
         </w:numPr>
         <w:rPr>
-          <w:color w:val="008000"/>
+          <w:color w:val="000000"/>
           <w:lang w:val="es-ES"/>
         </w:rPr>
       </w:pPr>
@@ -10531,7 +10531,7 @@
           <w:numId w:val="2"/>
         </w:numPr>
         <w:rPr>
-          <w:color w:val="008000"/>
+          <w:color w:val="000000"/>
           <w:lang w:val="es-ES"/>
         </w:rPr>
       </w:pPr>
@@ -10551,7 +10551,7 @@
           <w:numId w:val="2"/>
         </w:numPr>
         <w:rPr>
-          <w:color w:val="008000"/>
+          <w:color w:val="000000"/>
           <w:lang w:val="es-ES"/>
         </w:rPr>
       </w:pPr>
@@ -10602,7 +10602,7 @@
           <w:numId w:val="2"/>
         </w:numPr>
         <w:rPr>
-          <w:color w:val="008000"/>
+          <w:color w:val="000000"/>
           <w:lang w:val="es-ES"/>
         </w:rPr>
       </w:pPr>
@@ -10683,7 +10683,7 @@
           <w:numId w:val="2"/>
         </w:numPr>
         <w:rPr>
-          <w:color w:val="008000"/>
+          <w:color w:val="000000"/>
           <w:lang w:val="es-ES"/>
         </w:rPr>
       </w:pPr>
@@ -10726,7 +10726,7 @@
           <w:numId w:val="2"/>
         </w:numPr>
         <w:rPr>
-          <w:color w:val="008000"/>
+          <w:color w:val="000000"/>
           <w:lang w:val="es-ES"/>
         </w:rPr>
       </w:pPr>
@@ -10769,7 +10769,7 @@
           <w:numId w:val="2"/>
         </w:numPr>
         <w:rPr>
-          <w:color w:val="008000"/>
+          <w:color w:val="000000"/>
           <w:lang w:val="es-ES"/>
         </w:rPr>
       </w:pPr>
@@ -10812,7 +10812,7 @@
           <w:numId w:val="2"/>
         </w:numPr>
         <w:rPr>
-          <w:color w:val="008000"/>
+          <w:color w:val="000000"/>
           <w:lang w:val="es-ES"/>
         </w:rPr>
       </w:pPr>
@@ -11805,56 +11805,56 @@
     <w:r>
       <w:rPr>
         <w:rFonts w:ascii="Boxed Book" w:eastAsia="Calibri" w:hAnsi="Boxed Book" w:cs="Apple Chancery"/>
-        <w:color w:val="44546A" w:themeColor="text2"/>
+        <w:color w:val="000000"/>
       </w:rPr>
       <w:t>P</w:t>
     </w:r>
     <w:r>
       <w:rPr>
         <w:rFonts w:ascii="Boxed Book" w:eastAsia="Calibri" w:hAnsi="Boxed Book" w:cs="Apple Chancery"/>
-        <w:color w:val="44546A" w:themeColor="text2"/>
+        <w:color w:val="000000"/>
       </w:rPr>
       <w:t>roject</w:t>
     </w:r>
     <w:r>
       <w:rPr>
         <w:rFonts w:ascii="Boxed Book" w:eastAsia="Calibri" w:hAnsi="Boxed Book" w:cs="Apple Chancery"/>
-        <w:color w:val="44546A" w:themeColor="text2"/>
+        <w:color w:val="000000"/>
       </w:rPr>
       <w:t>M</w:t>
     </w:r>
     <w:r>
       <w:rPr>
         <w:rFonts w:ascii="Boxed Book" w:eastAsia="Calibri" w:hAnsi="Boxed Book" w:cs="Apple Chancery"/>
-        <w:color w:val="44546A" w:themeColor="text2"/>
+        <w:color w:val="000000"/>
       </w:rPr>
       <w:t>anagement</w:t>
     </w:r>
     <w:r>
       <w:rPr>
         <w:rFonts w:ascii="Boxed Book" w:eastAsia="Calibri" w:hAnsi="Boxed Book" w:cs="Apple Chancery"/>
-        <w:color w:val="44546A" w:themeColor="text2"/>
+        <w:color w:val="000000"/>
       </w:rPr>
       <w:t>D</w:t>
     </w:r>
     <w:r>
       <w:rPr>
         <w:rFonts w:ascii="Boxed Book" w:eastAsia="Calibri" w:hAnsi="Boxed Book" w:cs="Apple Chancery"/>
-        <w:color w:val="44546A" w:themeColor="text2"/>
+        <w:color w:val="000000"/>
       </w:rPr>
       <w:t>ocs</w:t>
     </w:r>
     <w:r>
       <w:rPr>
         <w:rFonts w:ascii="Boxed Book" w:hAnsi="Boxed Book" w:cs="Apple Chancery"/>
-        <w:color w:val="44546A" w:themeColor="text2"/>
+        <w:color w:val="000000"/>
       </w:rPr>
       <w:t>.</w:t>
     </w:r>
     <w:r>
       <w:rPr>
         <w:rFonts w:ascii="Boxed Book" w:eastAsia="Calibri" w:hAnsi="Boxed Book" w:cs="Apple Chancery"/>
-        <w:color w:val="44546A" w:themeColor="text2"/>
+        <w:color w:val="000000"/>
       </w:rPr>
       <w:t>com</w:t>
     </w:r>
@@ -13364,7 +13364,7 @@
     <w:uiPriority w:val="99"/>
     <w:rsid w:val="006A33D8"/>
     <w:rPr>
-      <w:color w:val="0000FF"/>
+      <w:color w:val="000000"/>
       <w:u w:val="single"/>
     </w:rPr>
   </w:style>
